--- a/tillsyn/A 26668-2026 tillsynsbegäran.docx
+++ b/tillsyn/A 26668-2026 tillsynsbegäran.docx
@@ -1377,7 +1377,7 @@
     <w:r>
       <w:tab/>
       <w:tab/>
-      <w:t>2026-09-14</w:t>
+      <w:t>2026-09-15</w:t>
       <w:br/>
       <w:br/>
     </w:r>

--- a/tillsyn/A 26668-2026 tillsynsbegäran.docx
+++ b/tillsyn/A 26668-2026 tillsynsbegäran.docx
@@ -1377,7 +1377,7 @@
     <w:r>
       <w:tab/>
       <w:tab/>
-      <w:t>2026-09-15</w:t>
+      <w:t>2026-09-16</w:t>
       <w:br/>
       <w:br/>
     </w:r>

--- a/tillsyn/A 26668-2026 tillsynsbegäran.docx
+++ b/tillsyn/A 26668-2026 tillsynsbegäran.docx
@@ -1377,7 +1377,7 @@
     <w:r>
       <w:tab/>
       <w:tab/>
-      <w:t>2026-09-16</w:t>
+      <w:t>2026-09-17</w:t>
       <w:br/>
       <w:br/>
     </w:r>

--- a/tillsyn/A 26668-2026 tillsynsbegäran.docx
+++ b/tillsyn/A 26668-2026 tillsynsbegäran.docx
@@ -1377,7 +1377,7 @@
     <w:r>
       <w:tab/>
       <w:tab/>
-      <w:t>2026-09-17</w:t>
+      <w:t>2026-09-18</w:t>
       <w:br/>
       <w:br/>
     </w:r>

--- a/tillsyn/A 26668-2026 tillsynsbegäran.docx
+++ b/tillsyn/A 26668-2026 tillsynsbegäran.docx
@@ -1377,7 +1377,7 @@
     <w:r>
       <w:tab/>
       <w:tab/>
-      <w:t>2026-09-18</w:t>
+      <w:t>2026-09-19</w:t>
       <w:br/>
       <w:br/>
     </w:r>

--- a/tillsyn/A 26668-2026 tillsynsbegäran.docx
+++ b/tillsyn/A 26668-2026 tillsynsbegäran.docx
@@ -1377,7 +1377,7 @@
     <w:r>
       <w:tab/>
       <w:tab/>
-      <w:t>2026-09-19</w:t>
+      <w:t>2026-09-21</w:t>
       <w:br/>
       <w:br/>
     </w:r>

--- a/tillsyn/A 26668-2026 tillsynsbegäran.docx
+++ b/tillsyn/A 26668-2026 tillsynsbegäran.docx
@@ -1377,7 +1377,7 @@
     <w:r>
       <w:tab/>
       <w:tab/>
-      <w:t>2026-09-21</w:t>
+      <w:t>2026-09-23</w:t>
       <w:br/>
       <w:br/>
     </w:r>

--- a/tillsyn/A 26668-2026 tillsynsbegäran.docx
+++ b/tillsyn/A 26668-2026 tillsynsbegäran.docx
@@ -1377,7 +1377,7 @@
     <w:r>
       <w:tab/>
       <w:tab/>
-      <w:t>2026-09-23</w:t>
+      <w:t>2026-09-24</w:t>
       <w:br/>
       <w:br/>
     </w:r>

--- a/tillsyn/A 26668-2026 tillsynsbegäran.docx
+++ b/tillsyn/A 26668-2026 tillsynsbegäran.docx
@@ -1377,7 +1377,7 @@
     <w:r>
       <w:tab/>
       <w:tab/>
-      <w:t>2026-09-24</w:t>
+      <w:t>2026-09-25</w:t>
       <w:br/>
       <w:br/>
     </w:r>

--- a/tillsyn/A 26668-2026 tillsynsbegäran.docx
+++ b/tillsyn/A 26668-2026 tillsynsbegäran.docx
@@ -65,7 +65,7 @@
     </w:p>
     <w:p>
       <w:r>
-        <w:t>I och inom 22 meter från avverkningsanmälan finns fynd av 27 naturvårdsarter, varav 23 är rödlistade, 2 är fridlysta, 15 är typiska (T) och 2 är signalarter (S): fläckporing (VU, T), gräddporing (VU, T), Lecidea subhumida (VU), smalfotad taggsvamp (VU), smultronkantarell (VU), blanksvart spiklav (NT), blå taggsvamp (NT, T), blågrå svartspik (NT), dropptaggsvamp (NT, T), dvärgbägarlav (NT, T), knottrig blåslav (NT, T), kolflarnlav (NT, T), mörk kolflarnlav (NT), nordtagging (NT), orange taggsvamp (NT, T), Phellodon aquiloniniger (NT), tallkötticka (NT), tallriska (NT), talltagel (NT, T), tretåig hackspett (NT, T, §4), vedflamlav (NT), vedskivlav (NT, T), vitplätt (NT), nästlav (S, T), vedticka (S, T), svart taggsvamp agg. (T) och tjäder (T, §4). Se Figur 1.</w:t>
+        <w:t>I och inom 22 meter från avverkningsanmälan finns fynd av 28 naturvårdsarter, varav 24 är rödlistade, 2 är fridlysta, 15 är typiska (T) och 2 är signalarter (S): fläckporing (VU, T), gräddporing (VU, T), Lecidea subhumida (VU), smalfotad taggsvamp (VU), smultronkantarell (VU), tajgataggsvamp (VU), blanksvart spiklav (NT), blå taggsvamp (NT, T), blågrå svartspik (NT), dropptaggsvamp (NT, T), dvärgbägarlav (NT, T), knottrig blåslav (NT, T), kolflarnlav (NT, T), mörk kolflarnlav (NT), nordtagging (NT), orange taggsvamp (NT, T), Phellodon aquiloniniger (NT), tallkötticka (NT), tallriska (NT), talltagel (NT, T), tretåig hackspett (NT, T, §4), vedflamlav (NT), vedskivlav (NT, T), vitplätt (NT), nästlav (S, T), vedticka (S, T), svart taggsvamp agg. (T) och tjäder (T, §4). Se Figur 1.</w:t>
       </w:r>
     </w:p>
     <w:p>
@@ -182,6 +182,26 @@
       </w:r>
       <w:r>
         <w:t xml:space="preserve"> är en liten rosafärgad skivling med mycket speciell sötaktig doft av smultron eller kantarell som växer på kalkrik mark i äldre barrskog, framförallt i ängsgranskog men även i mager sandtallskog. Lokaler där arten finns är i allmänhet mycket rika på andra sällsynta, marklevande barrskogssvampar, varför ett skydd av artens växtställen samtidigt skyddar dessa. Arten hotas av kraftig gallring eller slutavverkning på eller i omedelbar närhet av växtlokalerna. Smultronkantarell är globalt rödlistad som nära hotad (NT) vilket innebär att Sverige har ett internationellt ansvar för arten (IUCN, 2025; SLU Artdatabanken, 2024; Nitare &amp; Skogsstyrelsen, 2019).</w:t>
+      </w:r>
+    </w:p>
+    <w:p>
+      <w:r>
+        <w:rPr>
+          <w:b/>
+        </w:rPr>
+        <w:t xml:space="preserve">Tajgataggsvamp (VU) </w:t>
+      </w:r>
+      <w:r>
+        <w:t xml:space="preserve">är en sällsynt art som bildar mykorrhiza med tall och växer på marken under gamla tallågor, stubbar och även grenar av tall i brandpräglad torr tallskog på mager sandig mark med lång kontinuitet. Den är placerad högst upp i Skogsstyrelsens värdepyramid för bedömning av skog med höga naturvärden och flertalet växtplatser bör skyddas långsiktigt genom att öka arealen skyddad, brandpräglad, mager tallskog med trädkontinuitet. Troligtvis sammanblandas arten då och då med svartvit taggsvamp </w:t>
+      </w:r>
+      <w:r>
+        <w:rPr>
+          <w:i/>
+        </w:rPr>
+        <w:t>Phellodon connatus</w:t>
+      </w:r>
+      <w:r>
+        <w:t xml:space="preserve"> som vid DNA-undersökningar visat sig ha flera olika former. Tajgataggsvamp är globalt rödlistad som sårbar (VU) vilket innebär att Sverige har ett internationellt ansvar för arten (IUCN, 2025; SLU Artdatabanken, 2024; Nitare &amp; Skogsstyrelsen, 2019).</w:t>
       </w:r>
     </w:p>
     <w:p>
@@ -1377,7 +1397,7 @@
     <w:r>
       <w:tab/>
       <w:tab/>
-      <w:t>2026-09-25</w:t>
+      <w:t>2026-09-26</w:t>
       <w:br/>
       <w:br/>
     </w:r>

--- a/tillsyn/A 26668-2026 tillsynsbegäran.docx
+++ b/tillsyn/A 26668-2026 tillsynsbegäran.docx
@@ -1397,7 +1397,7 @@
     <w:r>
       <w:tab/>
       <w:tab/>
-      <w:t>2026-09-26</w:t>
+      <w:t>2026-09-27</w:t>
       <w:br/>
       <w:br/>
     </w:r>

--- a/tillsyn/A 26668-2026 tillsynsbegäran.docx
+++ b/tillsyn/A 26668-2026 tillsynsbegäran.docx
@@ -1397,7 +1397,7 @@
     <w:r>
       <w:tab/>
       <w:tab/>
-      <w:t>2026-09-27</w:t>
+      <w:t>2026-09-28</w:t>
       <w:br/>
       <w:br/>
     </w:r>

--- a/tillsyn/A 26668-2026 tillsynsbegäran.docx
+++ b/tillsyn/A 26668-2026 tillsynsbegäran.docx
@@ -1397,7 +1397,7 @@
     <w:r>
       <w:tab/>
       <w:tab/>
-      <w:t>2026-09-28</w:t>
+      <w:t>2026-09-29</w:t>
       <w:br/>
       <w:br/>
     </w:r>

--- a/tillsyn/A 26668-2026 tillsynsbegäran.docx
+++ b/tillsyn/A 26668-2026 tillsynsbegäran.docx
@@ -1397,7 +1397,7 @@
     <w:r>
       <w:tab/>
       <w:tab/>
-      <w:t>2026-09-29</w:t>
+      <w:t>2026-09-30</w:t>
       <w:br/>
       <w:br/>
     </w:r>

--- a/tillsyn/A 26668-2026 tillsynsbegäran.docx
+++ b/tillsyn/A 26668-2026 tillsynsbegäran.docx
@@ -1397,7 +1397,7 @@
     <w:r>
       <w:tab/>
       <w:tab/>
-      <w:t>2026-09-30</w:t>
+      <w:t>2026-10-01</w:t>
       <w:br/>
       <w:br/>
     </w:r>

--- a/tillsyn/A 26668-2026 tillsynsbegäran.docx
+++ b/tillsyn/A 26668-2026 tillsynsbegäran.docx
@@ -1397,7 +1397,7 @@
     <w:r>
       <w:tab/>
       <w:tab/>
-      <w:t>2026-10-01</w:t>
+      <w:t>2026-10-02</w:t>
       <w:br/>
       <w:br/>
     </w:r>

--- a/tillsyn/A 26668-2026 tillsynsbegäran.docx
+++ b/tillsyn/A 26668-2026 tillsynsbegäran.docx
@@ -1397,7 +1397,7 @@
     <w:r>
       <w:tab/>
       <w:tab/>
-      <w:t>2026-10-02</w:t>
+      <w:t>2026-10-03</w:t>
       <w:br/>
       <w:br/>
     </w:r>

--- a/tillsyn/A 26668-2026 tillsynsbegäran.docx
+++ b/tillsyn/A 26668-2026 tillsynsbegäran.docx
@@ -1397,7 +1397,7 @@
     <w:r>
       <w:tab/>
       <w:tab/>
-      <w:t>2026-10-03</w:t>
+      <w:t>2026-10-04</w:t>
       <w:br/>
       <w:br/>
     </w:r>

--- a/tillsyn/A 26668-2026 tillsynsbegäran.docx
+++ b/tillsyn/A 26668-2026 tillsynsbegäran.docx
@@ -1397,7 +1397,7 @@
     <w:r>
       <w:tab/>
       <w:tab/>
-      <w:t>2026-10-04</w:t>
+      <w:t>2026-10-05</w:t>
       <w:br/>
       <w:br/>
     </w:r>

--- a/tillsyn/A 26668-2026 tillsynsbegäran.docx
+++ b/tillsyn/A 26668-2026 tillsynsbegäran.docx
@@ -1397,7 +1397,7 @@
     <w:r>
       <w:tab/>
       <w:tab/>
-      <w:t>2026-10-05</w:t>
+      <w:t>2026-10-06</w:t>
       <w:br/>
       <w:br/>
     </w:r>

--- a/tillsyn/A 26668-2026 tillsynsbegäran.docx
+++ b/tillsyn/A 26668-2026 tillsynsbegäran.docx
@@ -1397,7 +1397,7 @@
     <w:r>
       <w:tab/>
       <w:tab/>
-      <w:t>2026-10-06</w:t>
+      <w:t>2026-10-07</w:t>
       <w:br/>
       <w:br/>
     </w:r>

--- a/tillsyn/A 26668-2026 tillsynsbegäran.docx
+++ b/tillsyn/A 26668-2026 tillsynsbegäran.docx
@@ -1397,7 +1397,7 @@
     <w:r>
       <w:tab/>
       <w:tab/>
-      <w:t>2026-10-07</w:t>
+      <w:t>2026-10-08</w:t>
       <w:br/>
       <w:br/>
     </w:r>

--- a/tillsyn/A 26668-2026 tillsynsbegäran.docx
+++ b/tillsyn/A 26668-2026 tillsynsbegäran.docx
@@ -1397,7 +1397,7 @@
     <w:r>
       <w:tab/>
       <w:tab/>
-      <w:t>2026-10-08</w:t>
+      <w:t>2026-10-09</w:t>
       <w:br/>
       <w:br/>
     </w:r>

--- a/tillsyn/A 26668-2026 tillsynsbegäran.docx
+++ b/tillsyn/A 26668-2026 tillsynsbegäran.docx
@@ -1397,7 +1397,7 @@
     <w:r>
       <w:tab/>
       <w:tab/>
-      <w:t>2026-10-09</w:t>
+      <w:t>2026-10-10</w:t>
       <w:br/>
       <w:br/>
     </w:r>

--- a/tillsyn/A 26668-2026 tillsynsbegäran.docx
+++ b/tillsyn/A 26668-2026 tillsynsbegäran.docx
@@ -1397,7 +1397,7 @@
     <w:r>
       <w:tab/>
       <w:tab/>
-      <w:t>2026-10-10</w:t>
+      <w:t>2026-10-11</w:t>
       <w:br/>
       <w:br/>
     </w:r>

--- a/tillsyn/A 26668-2026 tillsynsbegäran.docx
+++ b/tillsyn/A 26668-2026 tillsynsbegäran.docx
@@ -1397,7 +1397,7 @@
     <w:r>
       <w:tab/>
       <w:tab/>
-      <w:t>2026-10-11</w:t>
+      <w:t>2026-10-12</w:t>
       <w:br/>
       <w:br/>
     </w:r>

--- a/tillsyn/A 26668-2026 tillsynsbegäran.docx
+++ b/tillsyn/A 26668-2026 tillsynsbegäran.docx
@@ -1397,7 +1397,7 @@
     <w:r>
       <w:tab/>
       <w:tab/>
-      <w:t>2026-10-12</w:t>
+      <w:t>2026-10-13</w:t>
       <w:br/>
       <w:br/>
     </w:r>

--- a/tillsyn/A 26668-2026 tillsynsbegäran.docx
+++ b/tillsyn/A 26668-2026 tillsynsbegäran.docx
@@ -1397,7 +1397,7 @@
     <w:r>
       <w:tab/>
       <w:tab/>
-      <w:t>2026-10-13</w:t>
+      <w:t>2026-10-14</w:t>
       <w:br/>
       <w:br/>
     </w:r>

--- a/tillsyn/A 26668-2026 tillsynsbegäran.docx
+++ b/tillsyn/A 26668-2026 tillsynsbegäran.docx
@@ -1397,7 +1397,7 @@
     <w:r>
       <w:tab/>
       <w:tab/>
-      <w:t>2026-10-14</w:t>
+      <w:t>2026-10-15</w:t>
       <w:br/>
       <w:br/>
     </w:r>

--- a/tillsyn/A 26668-2026 tillsynsbegäran.docx
+++ b/tillsyn/A 26668-2026 tillsynsbegäran.docx
@@ -1397,7 +1397,7 @@
     <w:r>
       <w:tab/>
       <w:tab/>
-      <w:t>2026-10-15</w:t>
+      <w:t>2026-10-16</w:t>
       <w:br/>
       <w:br/>
     </w:r>

--- a/tillsyn/A 26668-2026 tillsynsbegäran.docx
+++ b/tillsyn/A 26668-2026 tillsynsbegäran.docx
@@ -1397,7 +1397,7 @@
     <w:r>
       <w:tab/>
       <w:tab/>
-      <w:t>2026-10-16</w:t>
+      <w:t>2026-10-17</w:t>
       <w:br/>
       <w:br/>
     </w:r>

--- a/tillsyn/A 26668-2026 tillsynsbegäran.docx
+++ b/tillsyn/A 26668-2026 tillsynsbegäran.docx
@@ -1397,7 +1397,7 @@
     <w:r>
       <w:tab/>
       <w:tab/>
-      <w:t>2026-10-17</w:t>
+      <w:t>2026-10-18</w:t>
       <w:br/>
       <w:br/>
     </w:r>

--- a/tillsyn/A 26668-2026 tillsynsbegäran.docx
+++ b/tillsyn/A 26668-2026 tillsynsbegäran.docx
@@ -1397,7 +1397,7 @@
     <w:r>
       <w:tab/>
       <w:tab/>
-      <w:t>2026-10-18</w:t>
+      <w:t>2026-10-19</w:t>
       <w:br/>
       <w:br/>
     </w:r>

--- a/tillsyn/A 26668-2026 tillsynsbegäran.docx
+++ b/tillsyn/A 26668-2026 tillsynsbegäran.docx
@@ -1397,7 +1397,7 @@
     <w:r>
       <w:tab/>
       <w:tab/>
-      <w:t>2026-10-19</w:t>
+      <w:t>2026-10-20</w:t>
       <w:br/>
       <w:br/>
     </w:r>

--- a/tillsyn/A 26668-2026 tillsynsbegäran.docx
+++ b/tillsyn/A 26668-2026 tillsynsbegäran.docx
@@ -1397,7 +1397,7 @@
     <w:r>
       <w:tab/>
       <w:tab/>
-      <w:t>2026-10-20</w:t>
+      <w:t>2026-10-21</w:t>
       <w:br/>
       <w:br/>
     </w:r>

--- a/tillsyn/A 26668-2026 tillsynsbegäran.docx
+++ b/tillsyn/A 26668-2026 tillsynsbegäran.docx
@@ -1397,7 +1397,7 @@
     <w:r>
       <w:tab/>
       <w:tab/>
-      <w:t>2026-10-21</w:t>
+      <w:t>2026-10-22</w:t>
       <w:br/>
       <w:br/>
     </w:r>

--- a/tillsyn/A 26668-2026 tillsynsbegäran.docx
+++ b/tillsyn/A 26668-2026 tillsynsbegäran.docx
@@ -1397,7 +1397,7 @@
     <w:r>
       <w:tab/>
       <w:tab/>
-      <w:t>2026-10-22</w:t>
+      <w:t>2026-10-23</w:t>
       <w:br/>
       <w:br/>
     </w:r>

--- a/tillsyn/A 26668-2026 tillsynsbegäran.docx
+++ b/tillsyn/A 26668-2026 tillsynsbegäran.docx
@@ -1397,7 +1397,7 @@
     <w:r>
       <w:tab/>
       <w:tab/>
-      <w:t>2026-10-23</w:t>
+      <w:t>2026-10-24</w:t>
       <w:br/>
       <w:br/>
     </w:r>
